--- a/terraform-task.docx
+++ b/terraform-task.docx
@@ -5,10 +5,10 @@
     <w:p>
       <w:r>
         <w:drawing>
-          <wp:inline distT="0" distB="0" distL="0" distR="0" wp14:anchorId="2292A077" wp14:editId="09B6AD1C">
-            <wp:extent cx="5731510" cy="6017895"/>
-            <wp:effectExtent l="0" t="0" r="2540" b="1905"/>
-            <wp:docPr id="740230030" name="Picture 1"/>
+          <wp:inline distT="0" distB="0" distL="0" distR="0" wp14:anchorId="5D8C64BC" wp14:editId="517AC9D1">
+            <wp:extent cx="5731510" cy="4801235"/>
+            <wp:effectExtent l="0" t="0" r="2540" b="0"/>
+            <wp:docPr id="173412976" name="Picture 1"/>
             <wp:cNvGraphicFramePr>
               <a:graphicFrameLocks xmlns:a="http://schemas.openxmlformats.org/drawingml/2006/main" noChangeAspect="1"/>
             </wp:cNvGraphicFramePr>
@@ -16,7 +16,7 @@
               <a:graphicData uri="http://schemas.openxmlformats.org/drawingml/2006/picture">
                 <pic:pic xmlns:pic="http://schemas.openxmlformats.org/drawingml/2006/picture">
                   <pic:nvPicPr>
-                    <pic:cNvPr id="740230030" name=""/>
+                    <pic:cNvPr id="173412976" name=""/>
                     <pic:cNvPicPr/>
                   </pic:nvPicPr>
                   <pic:blipFill>
@@ -28,7 +28,7 @@
                   <pic:spPr>
                     <a:xfrm>
                       <a:off x="0" y="0"/>
-                      <a:ext cx="5731510" cy="6017895"/>
+                      <a:ext cx="5731510" cy="4801235"/>
                     </a:xfrm>
                     <a:prstGeom prst="rect">
                       <a:avLst/>
@@ -44,12 +44,11 @@
     <w:p/>
     <w:p>
       <w:r>
-        <w:lastRenderedPageBreak/>
         <w:drawing>
-          <wp:inline distT="0" distB="0" distL="0" distR="0" wp14:anchorId="2B906FDD" wp14:editId="3DDA72AA">
-            <wp:extent cx="5731510" cy="6017895"/>
-            <wp:effectExtent l="0" t="0" r="2540" b="1905"/>
-            <wp:docPr id="813944319" name="Picture 1"/>
+          <wp:inline distT="0" distB="0" distL="0" distR="0" wp14:anchorId="0029B8E8" wp14:editId="51BB66B6">
+            <wp:extent cx="5731510" cy="3009265"/>
+            <wp:effectExtent l="0" t="0" r="2540" b="635"/>
+            <wp:docPr id="303838928" name="Picture 1"/>
             <wp:cNvGraphicFramePr>
               <a:graphicFrameLocks xmlns:a="http://schemas.openxmlformats.org/drawingml/2006/main" noChangeAspect="1"/>
             </wp:cNvGraphicFramePr>
@@ -57,7 +56,7 @@
               <a:graphicData uri="http://schemas.openxmlformats.org/drawingml/2006/picture">
                 <pic:pic xmlns:pic="http://schemas.openxmlformats.org/drawingml/2006/picture">
                   <pic:nvPicPr>
-                    <pic:cNvPr id="813944319" name=""/>
+                    <pic:cNvPr id="303838928" name=""/>
                     <pic:cNvPicPr/>
                   </pic:nvPicPr>
                   <pic:blipFill>
@@ -69,48 +68,7 @@
                   <pic:spPr>
                     <a:xfrm>
                       <a:off x="0" y="0"/>
-                      <a:ext cx="5731510" cy="6017895"/>
-                    </a:xfrm>
-                    <a:prstGeom prst="rect">
-                      <a:avLst/>
-                    </a:prstGeom>
-                  </pic:spPr>
-                </pic:pic>
-              </a:graphicData>
-            </a:graphic>
-          </wp:inline>
-        </w:drawing>
-      </w:r>
-    </w:p>
-    <w:p/>
-    <w:p>
-      <w:r>
-        <w:lastRenderedPageBreak/>
-        <w:drawing>
-          <wp:inline distT="0" distB="0" distL="0" distR="0" wp14:anchorId="61885E2F" wp14:editId="7DB19F30">
-            <wp:extent cx="5731510" cy="6017895"/>
-            <wp:effectExtent l="0" t="0" r="2540" b="1905"/>
-            <wp:docPr id="41941335" name="Picture 1"/>
-            <wp:cNvGraphicFramePr>
-              <a:graphicFrameLocks xmlns:a="http://schemas.openxmlformats.org/drawingml/2006/main" noChangeAspect="1"/>
-            </wp:cNvGraphicFramePr>
-            <a:graphic xmlns:a="http://schemas.openxmlformats.org/drawingml/2006/main">
-              <a:graphicData uri="http://schemas.openxmlformats.org/drawingml/2006/picture">
-                <pic:pic xmlns:pic="http://schemas.openxmlformats.org/drawingml/2006/picture">
-                  <pic:nvPicPr>
-                    <pic:cNvPr id="41941335" name=""/>
-                    <pic:cNvPicPr/>
-                  </pic:nvPicPr>
-                  <pic:blipFill>
-                    <a:blip r:embed="rId6"/>
-                    <a:stretch>
-                      <a:fillRect/>
-                    </a:stretch>
-                  </pic:blipFill>
-                  <pic:spPr>
-                    <a:xfrm>
-                      <a:off x="0" y="0"/>
-                      <a:ext cx="5731510" cy="6017895"/>
+                      <a:ext cx="5731510" cy="3009265"/>
                     </a:xfrm>
                     <a:prstGeom prst="rect">
                       <a:avLst/>
@@ -127,10 +85,10 @@
       <w:r>
         <w:lastRenderedPageBreak/>
         <w:drawing>
-          <wp:inline distT="0" distB="0" distL="0" distR="0" wp14:anchorId="2DB576BB" wp14:editId="76B59A98">
-            <wp:extent cx="5731510" cy="6017895"/>
-            <wp:effectExtent l="0" t="0" r="2540" b="1905"/>
-            <wp:docPr id="1880317022" name="Picture 1"/>
+          <wp:inline distT="0" distB="0" distL="0" distR="0" wp14:anchorId="0709ADBC" wp14:editId="4417DE11">
+            <wp:extent cx="5731510" cy="4801235"/>
+            <wp:effectExtent l="0" t="0" r="2540" b="0"/>
+            <wp:docPr id="903827883" name="Picture 1"/>
             <wp:cNvGraphicFramePr>
               <a:graphicFrameLocks xmlns:a="http://schemas.openxmlformats.org/drawingml/2006/main" noChangeAspect="1"/>
             </wp:cNvGraphicFramePr>
@@ -138,11 +96,11 @@
               <a:graphicData uri="http://schemas.openxmlformats.org/drawingml/2006/picture">
                 <pic:pic xmlns:pic="http://schemas.openxmlformats.org/drawingml/2006/picture">
                   <pic:nvPicPr>
-                    <pic:cNvPr id="1880317022" name=""/>
+                    <pic:cNvPr id="903827883" name=""/>
                     <pic:cNvPicPr/>
                   </pic:nvPicPr>
                   <pic:blipFill>
-                    <a:blip r:embed="rId7"/>
+                    <a:blip r:embed="rId6"/>
                     <a:stretch>
                       <a:fillRect/>
                     </a:stretch>
@@ -150,7 +108,7 @@
                   <pic:spPr>
                     <a:xfrm>
                       <a:off x="0" y="0"/>
-                      <a:ext cx="5731510" cy="6017895"/>
+                      <a:ext cx="5731510" cy="4801235"/>
                     </a:xfrm>
                     <a:prstGeom prst="rect">
                       <a:avLst/>
@@ -163,506 +121,14 @@
         </w:drawing>
       </w:r>
     </w:p>
-    <w:p/>
-    <w:p/>
-    <w:p/>
-    <w:p>
-      <w:r>
-        <w:t>Main.tf:</w:t>
-      </w:r>
-    </w:p>
-    <w:p/>
-    <w:p/>
-    <w:p>
-      <w:r>
-        <w:rPr>
-          <w:rFonts w:ascii="Segoe UI Symbol" w:hAnsi="Segoe UI Symbol" w:cs="Segoe UI Symbol"/>
-        </w:rPr>
-        <w:t>╵</w:t>
-      </w:r>
-    </w:p>
-    <w:p>
-      <w:r>
-        <w:t xml:space="preserve">[root@ip-172-31-13-15 </w:t>
-      </w:r>
-      <w:proofErr w:type="gramStart"/>
-      <w:r>
-        <w:t>~]#</w:t>
-      </w:r>
-      <w:proofErr w:type="gramEnd"/>
-      <w:r>
-        <w:t xml:space="preserve"> cat main.tf</w:t>
-      </w:r>
-    </w:p>
     <w:p>
       <w:r>
         <w:lastRenderedPageBreak/>
-        <w:t>provider "</w:t>
-      </w:r>
-      <w:proofErr w:type="spellStart"/>
-      <w:r>
-        <w:t>aws</w:t>
-      </w:r>
-      <w:proofErr w:type="spellEnd"/>
-      <w:r>
-        <w:t>" {</w:t>
-      </w:r>
-    </w:p>
-    <w:p>
-      <w:r>
-        <w:t xml:space="preserve">  region = "us-east-1"</w:t>
-      </w:r>
-    </w:p>
-    <w:p>
-      <w:r>
-        <w:t xml:space="preserve">  </w:t>
-      </w:r>
-      <w:proofErr w:type="gramStart"/>
-      <w:r>
-        <w:t>alias  =</w:t>
-      </w:r>
-      <w:proofErr w:type="gramEnd"/>
-      <w:r>
-        <w:t xml:space="preserve"> "use1"</w:t>
-      </w:r>
-    </w:p>
-    <w:p>
-      <w:r>
-        <w:t>}</w:t>
-      </w:r>
-    </w:p>
-    <w:p/>
-    <w:p>
-      <w:r>
-        <w:t>provider "</w:t>
-      </w:r>
-      <w:proofErr w:type="spellStart"/>
-      <w:r>
-        <w:t>aws</w:t>
-      </w:r>
-      <w:proofErr w:type="spellEnd"/>
-      <w:r>
-        <w:t>" {</w:t>
-      </w:r>
-    </w:p>
-    <w:p>
-      <w:r>
-        <w:t xml:space="preserve">  region = "us-west-2"</w:t>
-      </w:r>
-    </w:p>
-    <w:p>
-      <w:r>
-        <w:t xml:space="preserve">  </w:t>
-      </w:r>
-      <w:proofErr w:type="gramStart"/>
-      <w:r>
-        <w:t>alias  =</w:t>
-      </w:r>
-      <w:proofErr w:type="gramEnd"/>
-      <w:r>
-        <w:t xml:space="preserve"> "usw2"</w:t>
-      </w:r>
-    </w:p>
-    <w:p>
-      <w:r>
-        <w:t>}</w:t>
-      </w:r>
-    </w:p>
-    <w:p/>
-    <w:p>
-      <w:r>
-        <w:t># Security group for us-east-1</w:t>
-      </w:r>
-    </w:p>
-    <w:p>
-      <w:r>
-        <w:t>resource "</w:t>
-      </w:r>
-      <w:proofErr w:type="spellStart"/>
-      <w:r>
-        <w:t>aws_security_group</w:t>
-      </w:r>
-      <w:proofErr w:type="spellEnd"/>
-      <w:r>
-        <w:t>" "allow_http_use1" {</w:t>
-      </w:r>
-    </w:p>
-    <w:p>
-      <w:r>
-        <w:t xml:space="preserve">  provider    = </w:t>
-      </w:r>
-      <w:proofErr w:type="gramStart"/>
-      <w:r>
-        <w:t>aws.use</w:t>
-      </w:r>
-      <w:proofErr w:type="gramEnd"/>
-      <w:r>
-        <w:t>1</w:t>
-      </w:r>
-    </w:p>
-    <w:p>
-      <w:r>
-        <w:t xml:space="preserve">  name        = "allow_http_use1"</w:t>
-      </w:r>
-    </w:p>
-    <w:p>
-      <w:r>
-        <w:t xml:space="preserve">  description = "Allow HTTP inbound traffic"</w:t>
-      </w:r>
-    </w:p>
-    <w:p>
-      <w:r>
-        <w:t xml:space="preserve">  </w:t>
-      </w:r>
-      <w:proofErr w:type="spellStart"/>
-      <w:r>
-        <w:t>vpc_id</w:t>
-      </w:r>
-      <w:proofErr w:type="spellEnd"/>
-      <w:r>
-        <w:t xml:space="preserve">      = "</w:t>
-      </w:r>
-      <w:proofErr w:type="spellStart"/>
-      <w:r>
-        <w:t>vpc-xxxxxxxx</w:t>
-      </w:r>
-      <w:proofErr w:type="spellEnd"/>
-      <w:r>
-        <w:t>" # Replace with your VPC ID</w:t>
-      </w:r>
-    </w:p>
-    <w:p/>
-    <w:p>
-      <w:r>
-        <w:t xml:space="preserve">  ingress {</w:t>
-      </w:r>
-    </w:p>
-    <w:p>
-      <w:r>
-        <w:t xml:space="preserve">    </w:t>
-      </w:r>
-      <w:proofErr w:type="spellStart"/>
-      <w:r>
-        <w:t>from_port</w:t>
-      </w:r>
-      <w:proofErr w:type="spellEnd"/>
-      <w:r>
-        <w:t xml:space="preserve">   = 80</w:t>
-      </w:r>
-    </w:p>
-    <w:p>
-      <w:r>
-        <w:t xml:space="preserve">    </w:t>
-      </w:r>
-      <w:proofErr w:type="spellStart"/>
-      <w:r>
-        <w:t>to_port</w:t>
-      </w:r>
-      <w:proofErr w:type="spellEnd"/>
-      <w:r>
-        <w:t xml:space="preserve">     = 80</w:t>
-      </w:r>
-    </w:p>
-    <w:p>
-      <w:r>
-        <w:t xml:space="preserve">    protocol    = "</w:t>
-      </w:r>
-      <w:proofErr w:type="spellStart"/>
-      <w:r>
-        <w:t>tcp</w:t>
-      </w:r>
-      <w:proofErr w:type="spellEnd"/>
-      <w:r>
-        <w:t>"</w:t>
-      </w:r>
-    </w:p>
-    <w:p>
-      <w:r>
-        <w:t xml:space="preserve">    </w:t>
-      </w:r>
-      <w:proofErr w:type="spellStart"/>
-      <w:r>
-        <w:t>cidr_blocks</w:t>
-      </w:r>
-      <w:proofErr w:type="spellEnd"/>
-      <w:r>
-        <w:t xml:space="preserve"> = ["0.0.0.0/0"]</w:t>
-      </w:r>
-    </w:p>
-    <w:p>
-      <w:r>
-        <w:t xml:space="preserve">  }</w:t>
-      </w:r>
-    </w:p>
-    <w:p/>
-    <w:p>
-      <w:r>
-        <w:t xml:space="preserve">  egress {</w:t>
-      </w:r>
-    </w:p>
-    <w:p>
-      <w:r>
-        <w:t xml:space="preserve">    </w:t>
-      </w:r>
-      <w:proofErr w:type="spellStart"/>
-      <w:r>
-        <w:t>from_port</w:t>
-      </w:r>
-      <w:proofErr w:type="spellEnd"/>
-      <w:r>
-        <w:t xml:space="preserve">   = 0</w:t>
-      </w:r>
-    </w:p>
-    <w:p>
-      <w:r>
-        <w:t xml:space="preserve">    </w:t>
-      </w:r>
-      <w:proofErr w:type="spellStart"/>
-      <w:r>
-        <w:t>to_port</w:t>
-      </w:r>
-      <w:proofErr w:type="spellEnd"/>
-      <w:r>
-        <w:t xml:space="preserve">     = 0</w:t>
-      </w:r>
-    </w:p>
-    <w:p>
-      <w:r>
-        <w:t xml:space="preserve">    protocol    = "-1"</w:t>
-      </w:r>
-    </w:p>
-    <w:p>
-      <w:r>
-        <w:lastRenderedPageBreak/>
-        <w:t xml:space="preserve">    </w:t>
-      </w:r>
-      <w:proofErr w:type="spellStart"/>
-      <w:r>
-        <w:t>cidr_blocks</w:t>
-      </w:r>
-      <w:proofErr w:type="spellEnd"/>
-      <w:r>
-        <w:t xml:space="preserve"> = ["0.0.0.0/0"]</w:t>
-      </w:r>
-    </w:p>
-    <w:p>
-      <w:r>
-        <w:t xml:space="preserve">  }</w:t>
-      </w:r>
-    </w:p>
-    <w:p>
-      <w:r>
-        <w:t>}</w:t>
-      </w:r>
-    </w:p>
-    <w:p/>
-    <w:p>
-      <w:r>
-        <w:t># Security group for us-west-2</w:t>
-      </w:r>
-    </w:p>
-    <w:p>
-      <w:r>
-        <w:t>resource "</w:t>
-      </w:r>
-      <w:proofErr w:type="spellStart"/>
-      <w:r>
-        <w:t>aws_security_group</w:t>
-      </w:r>
-      <w:proofErr w:type="spellEnd"/>
-      <w:r>
-        <w:t>" "allow_http_usw2" {</w:t>
-      </w:r>
-    </w:p>
-    <w:p>
-      <w:r>
-        <w:t xml:space="preserve">  provider    = </w:t>
-      </w:r>
-      <w:proofErr w:type="gramStart"/>
-      <w:r>
-        <w:t>aws.usw</w:t>
-      </w:r>
-      <w:proofErr w:type="gramEnd"/>
-      <w:r>
-        <w:t>2</w:t>
-      </w:r>
-    </w:p>
-    <w:p>
-      <w:r>
-        <w:t xml:space="preserve">  name        = "allow_http_usw2"</w:t>
-      </w:r>
-    </w:p>
-    <w:p>
-      <w:r>
-        <w:t xml:space="preserve">  description = "Allow HTTP inbound traffic"</w:t>
-      </w:r>
-    </w:p>
-    <w:p>
-      <w:r>
-        <w:t xml:space="preserve">  </w:t>
-      </w:r>
-      <w:proofErr w:type="spellStart"/>
-      <w:r>
-        <w:t>vpc_id</w:t>
-      </w:r>
-      <w:proofErr w:type="spellEnd"/>
-      <w:r>
-        <w:t xml:space="preserve">      = "</w:t>
-      </w:r>
-      <w:proofErr w:type="spellStart"/>
-      <w:r>
-        <w:t>vpc-yyyyyyyy</w:t>
-      </w:r>
-      <w:proofErr w:type="spellEnd"/>
-      <w:r>
-        <w:t>" # Replace with your VPC ID</w:t>
-      </w:r>
-    </w:p>
-    <w:p/>
-    <w:p>
-      <w:r>
-        <w:t xml:space="preserve">  ingress {</w:t>
-      </w:r>
-    </w:p>
-    <w:p>
-      <w:r>
-        <w:t xml:space="preserve">    </w:t>
-      </w:r>
-      <w:proofErr w:type="spellStart"/>
-      <w:r>
-        <w:t>from_port</w:t>
-      </w:r>
-      <w:proofErr w:type="spellEnd"/>
-      <w:r>
-        <w:t xml:space="preserve">   = 80</w:t>
-      </w:r>
-    </w:p>
-    <w:p>
-      <w:r>
-        <w:t xml:space="preserve">    </w:t>
-      </w:r>
-      <w:proofErr w:type="spellStart"/>
-      <w:r>
-        <w:t>to_port</w:t>
-      </w:r>
-      <w:proofErr w:type="spellEnd"/>
-      <w:r>
-        <w:t xml:space="preserve">     = 80</w:t>
-      </w:r>
-    </w:p>
-    <w:p>
-      <w:r>
-        <w:t xml:space="preserve">    protocol    = "</w:t>
-      </w:r>
-      <w:proofErr w:type="spellStart"/>
-      <w:r>
-        <w:t>tcp</w:t>
-      </w:r>
-      <w:proofErr w:type="spellEnd"/>
-      <w:r>
-        <w:t>"</w:t>
-      </w:r>
-    </w:p>
-    <w:p>
-      <w:r>
-        <w:t xml:space="preserve">    </w:t>
-      </w:r>
-      <w:proofErr w:type="spellStart"/>
-      <w:r>
-        <w:t>cidr_blocks</w:t>
-      </w:r>
-      <w:proofErr w:type="spellEnd"/>
-      <w:r>
-        <w:t xml:space="preserve"> = ["0.0.0.0/0"]</w:t>
-      </w:r>
-    </w:p>
-    <w:p>
-      <w:r>
-        <w:t xml:space="preserve">  }</w:t>
-      </w:r>
-    </w:p>
-    <w:p/>
-    <w:p>
-      <w:r>
-        <w:t xml:space="preserve">  egress {</w:t>
-      </w:r>
-    </w:p>
-    <w:p>
-      <w:r>
-        <w:t xml:space="preserve">    </w:t>
-      </w:r>
-      <w:proofErr w:type="spellStart"/>
-      <w:r>
-        <w:t>from_port</w:t>
-      </w:r>
-      <w:proofErr w:type="spellEnd"/>
-      <w:r>
-        <w:t xml:space="preserve">   = 0</w:t>
-      </w:r>
-    </w:p>
-    <w:p>
-      <w:r>
-        <w:t xml:space="preserve">    </w:t>
-      </w:r>
-      <w:proofErr w:type="spellStart"/>
-      <w:r>
-        <w:t>to_port</w:t>
-      </w:r>
-      <w:proofErr w:type="spellEnd"/>
-      <w:r>
-        <w:t xml:space="preserve">     = 0</w:t>
-      </w:r>
-    </w:p>
-    <w:p>
-      <w:r>
-        <w:t xml:space="preserve">    protocol    = "-1"</w:t>
-      </w:r>
-    </w:p>
-    <w:p>
-      <w:r>
-        <w:t xml:space="preserve">    </w:t>
-      </w:r>
-      <w:proofErr w:type="spellStart"/>
-      <w:r>
-        <w:t>cidr_blocks</w:t>
-      </w:r>
-      <w:proofErr w:type="spellEnd"/>
-      <w:r>
-        <w:t xml:space="preserve"> = ["0.0.0.0/0"]</w:t>
-      </w:r>
-    </w:p>
-    <w:p>
-      <w:r>
-        <w:t xml:space="preserve">  }</w:t>
-      </w:r>
-    </w:p>
-    <w:p>
-      <w:r>
-        <w:t>}</w:t>
-      </w:r>
-    </w:p>
-    <w:p/>
-    <w:p>
-      <w:r>
-        <w:t xml:space="preserve">[root@ip-172-31-13-15 </w:t>
-      </w:r>
-      <w:proofErr w:type="gramStart"/>
-      <w:r>
-        <w:t>~]#</w:t>
-      </w:r>
-      <w:proofErr w:type="gramEnd"/>
-    </w:p>
-    <w:p/>
-    <w:p/>
-    <w:p/>
-    <w:p/>
-    <w:p>
-      <w:r>
         <w:drawing>
-          <wp:inline distT="0" distB="0" distL="0" distR="0" wp14:anchorId="4D6D1F4E" wp14:editId="39B5C7D7">
-            <wp:extent cx="5731510" cy="3009265"/>
-            <wp:effectExtent l="0" t="0" r="2540" b="635"/>
-            <wp:docPr id="1823813895" name="Picture 1"/>
+          <wp:inline distT="0" distB="0" distL="0" distR="0" wp14:anchorId="1344A080" wp14:editId="3A7DDF08">
+            <wp:extent cx="5731510" cy="4801235"/>
+            <wp:effectExtent l="0" t="0" r="2540" b="0"/>
+            <wp:docPr id="296785193" name="Picture 1"/>
             <wp:cNvGraphicFramePr>
               <a:graphicFrameLocks xmlns:a="http://schemas.openxmlformats.org/drawingml/2006/main" noChangeAspect="1"/>
             </wp:cNvGraphicFramePr>
@@ -670,7 +136,46 @@
               <a:graphicData uri="http://schemas.openxmlformats.org/drawingml/2006/picture">
                 <pic:pic xmlns:pic="http://schemas.openxmlformats.org/drawingml/2006/picture">
                   <pic:nvPicPr>
-                    <pic:cNvPr id="1823813895" name=""/>
+                    <pic:cNvPr id="296785193" name=""/>
+                    <pic:cNvPicPr/>
+                  </pic:nvPicPr>
+                  <pic:blipFill>
+                    <a:blip r:embed="rId7"/>
+                    <a:stretch>
+                      <a:fillRect/>
+                    </a:stretch>
+                  </pic:blipFill>
+                  <pic:spPr>
+                    <a:xfrm>
+                      <a:off x="0" y="0"/>
+                      <a:ext cx="5731510" cy="4801235"/>
+                    </a:xfrm>
+                    <a:prstGeom prst="rect">
+                      <a:avLst/>
+                    </a:prstGeom>
+                  </pic:spPr>
+                </pic:pic>
+              </a:graphicData>
+            </a:graphic>
+          </wp:inline>
+        </w:drawing>
+      </w:r>
+    </w:p>
+    <w:p>
+      <w:r>
+        <w:drawing>
+          <wp:inline distT="0" distB="0" distL="0" distR="0" wp14:anchorId="28D44228" wp14:editId="1C6EC84C">
+            <wp:extent cx="5731510" cy="3009265"/>
+            <wp:effectExtent l="0" t="0" r="2540" b="635"/>
+            <wp:docPr id="1510368813" name="Picture 1"/>
+            <wp:cNvGraphicFramePr>
+              <a:graphicFrameLocks xmlns:a="http://schemas.openxmlformats.org/drawingml/2006/main" noChangeAspect="1"/>
+            </wp:cNvGraphicFramePr>
+            <a:graphic xmlns:a="http://schemas.openxmlformats.org/drawingml/2006/main">
+              <a:graphicData uri="http://schemas.openxmlformats.org/drawingml/2006/picture">
+                <pic:pic xmlns:pic="http://schemas.openxmlformats.org/drawingml/2006/picture">
+                  <pic:nvPicPr>
+                    <pic:cNvPr id="1510368813" name=""/>
                     <pic:cNvPicPr/>
                   </pic:nvPicPr>
                   <pic:blipFill>
@@ -699,10 +204,10 @@
       <w:r>
         <w:lastRenderedPageBreak/>
         <w:drawing>
-          <wp:inline distT="0" distB="0" distL="0" distR="0" wp14:anchorId="1D79CF57" wp14:editId="4BDCAC24">
-            <wp:extent cx="5731510" cy="6017895"/>
-            <wp:effectExtent l="0" t="0" r="2540" b="1905"/>
-            <wp:docPr id="1601422300" name="Picture 1"/>
+          <wp:inline distT="0" distB="0" distL="0" distR="0" wp14:anchorId="727B9AC1" wp14:editId="320DFB14">
+            <wp:extent cx="5731510" cy="4801235"/>
+            <wp:effectExtent l="0" t="0" r="2540" b="0"/>
+            <wp:docPr id="1858390499" name="Picture 1"/>
             <wp:cNvGraphicFramePr>
               <a:graphicFrameLocks xmlns:a="http://schemas.openxmlformats.org/drawingml/2006/main" noChangeAspect="1"/>
             </wp:cNvGraphicFramePr>
@@ -710,7 +215,7 @@
               <a:graphicData uri="http://schemas.openxmlformats.org/drawingml/2006/picture">
                 <pic:pic xmlns:pic="http://schemas.openxmlformats.org/drawingml/2006/picture">
                   <pic:nvPicPr>
-                    <pic:cNvPr id="1601422300" name=""/>
+                    <pic:cNvPr id="1858390499" name=""/>
                     <pic:cNvPicPr/>
                   </pic:nvPicPr>
                   <pic:blipFill>
@@ -722,47 +227,7 @@
                   <pic:spPr>
                     <a:xfrm>
                       <a:off x="0" y="0"/>
-                      <a:ext cx="5731510" cy="6017895"/>
-                    </a:xfrm>
-                    <a:prstGeom prst="rect">
-                      <a:avLst/>
-                    </a:prstGeom>
-                  </pic:spPr>
-                </pic:pic>
-              </a:graphicData>
-            </a:graphic>
-          </wp:inline>
-        </w:drawing>
-      </w:r>
-    </w:p>
-    <w:p>
-      <w:r>
-        <w:lastRenderedPageBreak/>
-        <w:drawing>
-          <wp:inline distT="0" distB="0" distL="0" distR="0" wp14:anchorId="27BC2BD6" wp14:editId="62C1D66D">
-            <wp:extent cx="5731510" cy="6017895"/>
-            <wp:effectExtent l="0" t="0" r="2540" b="1905"/>
-            <wp:docPr id="1670869053" name="Picture 1"/>
-            <wp:cNvGraphicFramePr>
-              <a:graphicFrameLocks xmlns:a="http://schemas.openxmlformats.org/drawingml/2006/main" noChangeAspect="1"/>
-            </wp:cNvGraphicFramePr>
-            <a:graphic xmlns:a="http://schemas.openxmlformats.org/drawingml/2006/main">
-              <a:graphicData uri="http://schemas.openxmlformats.org/drawingml/2006/picture">
-                <pic:pic xmlns:pic="http://schemas.openxmlformats.org/drawingml/2006/picture">
-                  <pic:nvPicPr>
-                    <pic:cNvPr id="1670869053" name=""/>
-                    <pic:cNvPicPr/>
-                  </pic:nvPicPr>
-                  <pic:blipFill>
-                    <a:blip r:embed="rId10"/>
-                    <a:stretch>
-                      <a:fillRect/>
-                    </a:stretch>
-                  </pic:blipFill>
-                  <pic:spPr>
-                    <a:xfrm>
-                      <a:off x="0" y="0"/>
-                      <a:ext cx="5731510" cy="6017895"/>
+                      <a:ext cx="5731510" cy="4801235"/>
                     </a:xfrm>
                     <a:prstGeom prst="rect">
                       <a:avLst/>
@@ -780,10 +245,10 @@
       <w:r>
         <w:lastRenderedPageBreak/>
         <w:drawing>
-          <wp:inline distT="0" distB="0" distL="0" distR="0" wp14:anchorId="40B0A199" wp14:editId="04F6EB68">
-            <wp:extent cx="5731510" cy="3009265"/>
-            <wp:effectExtent l="0" t="0" r="2540" b="635"/>
-            <wp:docPr id="108465619" name="Picture 1"/>
+          <wp:inline distT="0" distB="0" distL="0" distR="0" wp14:anchorId="32A8B0AB" wp14:editId="6A76BD94">
+            <wp:extent cx="5731510" cy="4801235"/>
+            <wp:effectExtent l="0" t="0" r="2540" b="0"/>
+            <wp:docPr id="1076422361" name="Picture 1"/>
             <wp:cNvGraphicFramePr>
               <a:graphicFrameLocks xmlns:a="http://schemas.openxmlformats.org/drawingml/2006/main" noChangeAspect="1"/>
             </wp:cNvGraphicFramePr>
@@ -791,11 +256,11 @@
               <a:graphicData uri="http://schemas.openxmlformats.org/drawingml/2006/picture">
                 <pic:pic xmlns:pic="http://schemas.openxmlformats.org/drawingml/2006/picture">
                   <pic:nvPicPr>
-                    <pic:cNvPr id="108465619" name=""/>
+                    <pic:cNvPr id="1076422361" name=""/>
                     <pic:cNvPicPr/>
                   </pic:nvPicPr>
                   <pic:blipFill>
-                    <a:blip r:embed="rId11"/>
+                    <a:blip r:embed="rId10"/>
                     <a:stretch>
                       <a:fillRect/>
                     </a:stretch>
@@ -803,47 +268,7 @@
                   <pic:spPr>
                     <a:xfrm>
                       <a:off x="0" y="0"/>
-                      <a:ext cx="5731510" cy="3009265"/>
-                    </a:xfrm>
-                    <a:prstGeom prst="rect">
-                      <a:avLst/>
-                    </a:prstGeom>
-                  </pic:spPr>
-                </pic:pic>
-              </a:graphicData>
-            </a:graphic>
-          </wp:inline>
-        </w:drawing>
-      </w:r>
-    </w:p>
-    <w:p/>
-    <w:p>
-      <w:r>
-        <w:drawing>
-          <wp:inline distT="0" distB="0" distL="0" distR="0" wp14:anchorId="51857E8D" wp14:editId="386884E6">
-            <wp:extent cx="5731510" cy="3009265"/>
-            <wp:effectExtent l="0" t="0" r="2540" b="635"/>
-            <wp:docPr id="348209351" name="Picture 1"/>
-            <wp:cNvGraphicFramePr>
-              <a:graphicFrameLocks xmlns:a="http://schemas.openxmlformats.org/drawingml/2006/main" noChangeAspect="1"/>
-            </wp:cNvGraphicFramePr>
-            <a:graphic xmlns:a="http://schemas.openxmlformats.org/drawingml/2006/main">
-              <a:graphicData uri="http://schemas.openxmlformats.org/drawingml/2006/picture">
-                <pic:pic xmlns:pic="http://schemas.openxmlformats.org/drawingml/2006/picture">
-                  <pic:nvPicPr>
-                    <pic:cNvPr id="348209351" name=""/>
-                    <pic:cNvPicPr/>
-                  </pic:nvPicPr>
-                  <pic:blipFill>
-                    <a:blip r:embed="rId12"/>
-                    <a:stretch>
-                      <a:fillRect/>
-                    </a:stretch>
-                  </pic:blipFill>
-                  <pic:spPr>
-                    <a:xfrm>
-                      <a:off x="0" y="0"/>
-                      <a:ext cx="5731510" cy="3009265"/>
+                      <a:ext cx="5731510" cy="4801235"/>
                     </a:xfrm>
                     <a:prstGeom prst="rect">
                       <a:avLst/>
@@ -861,10 +286,10 @@
       <w:r>
         <w:lastRenderedPageBreak/>
         <w:drawing>
-          <wp:inline distT="0" distB="0" distL="0" distR="0" wp14:anchorId="4FD44F67" wp14:editId="6031927F">
-            <wp:extent cx="5731510" cy="3009265"/>
-            <wp:effectExtent l="0" t="0" r="2540" b="635"/>
-            <wp:docPr id="1848178906" name="Picture 1"/>
+          <wp:inline distT="0" distB="0" distL="0" distR="0" wp14:anchorId="661A6E2B" wp14:editId="156A3F42">
+            <wp:extent cx="5731510" cy="4801235"/>
+            <wp:effectExtent l="0" t="0" r="2540" b="0"/>
+            <wp:docPr id="691699987" name="Picture 1"/>
             <wp:cNvGraphicFramePr>
               <a:graphicFrameLocks xmlns:a="http://schemas.openxmlformats.org/drawingml/2006/main" noChangeAspect="1"/>
             </wp:cNvGraphicFramePr>
@@ -872,11 +297,11 @@
               <a:graphicData uri="http://schemas.openxmlformats.org/drawingml/2006/picture">
                 <pic:pic xmlns:pic="http://schemas.openxmlformats.org/drawingml/2006/picture">
                   <pic:nvPicPr>
-                    <pic:cNvPr id="1848178906" name=""/>
+                    <pic:cNvPr id="691699987" name=""/>
                     <pic:cNvPicPr/>
                   </pic:nvPicPr>
                   <pic:blipFill>
-                    <a:blip r:embed="rId13"/>
+                    <a:blip r:embed="rId11"/>
                     <a:stretch>
                       <a:fillRect/>
                     </a:stretch>
@@ -884,48 +309,7 @@
                   <pic:spPr>
                     <a:xfrm>
                       <a:off x="0" y="0"/>
-                      <a:ext cx="5731510" cy="3009265"/>
-                    </a:xfrm>
-                    <a:prstGeom prst="rect">
-                      <a:avLst/>
-                    </a:prstGeom>
-                  </pic:spPr>
-                </pic:pic>
-              </a:graphicData>
-            </a:graphic>
-          </wp:inline>
-        </w:drawing>
-      </w:r>
-    </w:p>
-    <w:p/>
-    <w:p/>
-    <w:p>
-      <w:r>
-        <w:drawing>
-          <wp:inline distT="0" distB="0" distL="0" distR="0" wp14:anchorId="1ED0D791" wp14:editId="146FFA58">
-            <wp:extent cx="5731510" cy="3009265"/>
-            <wp:effectExtent l="0" t="0" r="2540" b="635"/>
-            <wp:docPr id="9269254" name="Picture 1"/>
-            <wp:cNvGraphicFramePr>
-              <a:graphicFrameLocks xmlns:a="http://schemas.openxmlformats.org/drawingml/2006/main" noChangeAspect="1"/>
-            </wp:cNvGraphicFramePr>
-            <a:graphic xmlns:a="http://schemas.openxmlformats.org/drawingml/2006/main">
-              <a:graphicData uri="http://schemas.openxmlformats.org/drawingml/2006/picture">
-                <pic:pic xmlns:pic="http://schemas.openxmlformats.org/drawingml/2006/picture">
-                  <pic:nvPicPr>
-                    <pic:cNvPr id="9269254" name=""/>
-                    <pic:cNvPicPr/>
-                  </pic:nvPicPr>
-                  <pic:blipFill>
-                    <a:blip r:embed="rId14"/>
-                    <a:stretch>
-                      <a:fillRect/>
-                    </a:stretch>
-                  </pic:blipFill>
-                  <pic:spPr>
-                    <a:xfrm>
-                      <a:off x="0" y="0"/>
-                      <a:ext cx="5731510" cy="3009265"/>
+                      <a:ext cx="5731510" cy="4801235"/>
                     </a:xfrm>
                     <a:prstGeom prst="rect">
                       <a:avLst/>
@@ -942,10 +326,10 @@
       <w:r>
         <w:lastRenderedPageBreak/>
         <w:drawing>
-          <wp:inline distT="0" distB="0" distL="0" distR="0" wp14:anchorId="13052ABF" wp14:editId="47A464A6">
-            <wp:extent cx="5731510" cy="3009265"/>
-            <wp:effectExtent l="0" t="0" r="2540" b="635"/>
-            <wp:docPr id="568774048" name="Picture 1"/>
+          <wp:inline distT="0" distB="0" distL="0" distR="0" wp14:anchorId="34FFA9F0" wp14:editId="52EF3F27">
+            <wp:extent cx="5731510" cy="4801235"/>
+            <wp:effectExtent l="0" t="0" r="2540" b="0"/>
+            <wp:docPr id="1621632127" name="Picture 1"/>
             <wp:cNvGraphicFramePr>
               <a:graphicFrameLocks xmlns:a="http://schemas.openxmlformats.org/drawingml/2006/main" noChangeAspect="1"/>
             </wp:cNvGraphicFramePr>
@@ -953,11 +337,11 @@
               <a:graphicData uri="http://schemas.openxmlformats.org/drawingml/2006/picture">
                 <pic:pic xmlns:pic="http://schemas.openxmlformats.org/drawingml/2006/picture">
                   <pic:nvPicPr>
-                    <pic:cNvPr id="568774048" name=""/>
+                    <pic:cNvPr id="1621632127" name=""/>
                     <pic:cNvPicPr/>
                   </pic:nvPicPr>
                   <pic:blipFill>
-                    <a:blip r:embed="rId15"/>
+                    <a:blip r:embed="rId12"/>
                     <a:stretch>
                       <a:fillRect/>
                     </a:stretch>
@@ -965,7 +349,7 @@
                   <pic:spPr>
                     <a:xfrm>
                       <a:off x="0" y="0"/>
-                      <a:ext cx="5731510" cy="3009265"/>
+                      <a:ext cx="5731510" cy="4801235"/>
                     </a:xfrm>
                     <a:prstGeom prst="rect">
                       <a:avLst/>
@@ -978,8 +362,6 @@
         </w:drawing>
       </w:r>
     </w:p>
-    <w:p/>
-    <w:p/>
     <w:p/>
     <w:sectPr>
       <w:pgSz w:w="11906" w:h="16838"/>
@@ -1594,6 +976,7 @@
   <w:style w:type="character" w:default="1" w:styleId="DefaultParagraphFont">
     <w:name w:val="Default Paragraph Font"/>
     <w:uiPriority w:val="1"/>
+    <w:semiHidden/>
     <w:unhideWhenUsed/>
   </w:style>
   <w:style w:type="table" w:default="1" w:styleId="TableNormal">
